--- a/数字电子技术/试卷/答案文档/数电16A(1)_完整答案_含图题.docx
+++ b/数字电子技术/试卷/答案文档/数电16A(1)_完整答案_含图题.docx
@@ -10,12 +10,208 @@
         <w:rPr>
           <w:color w:val="1A3A5C"/>
         </w:rPr>
-        <w:t>数字电子技术B A卷(2018) — 完整答案（含图题）</w:t>
+        <w:t>数字电子技术B A卷(2018) - 完整答案(含图题)</w:t>
       </w:r>
     </w:p>
     <w:p>
       <w:r>
         <w:t>试卷: 数电16A(1) | 含图题目由豆包视觉模型分析辅助完成</w:t>
+        <w:br/>
+      </w:r>
+    </w:p>
+    <w:p>
+      <w:pPr>
+        <w:pStyle w:val="Heading1"/>
+      </w:pPr>
+      <w:r>
+        <w:rPr>
+          <w:color w:val="1A3A5C"/>
+        </w:rPr>
+        <w:t>一、填空题(每题2分，共10分)</w:t>
+      </w:r>
+    </w:p>
+    <w:p>
+      <w:r>
+        <w:rPr>
+          <w:b/>
+          <w:color w:val="2D7FC1"/>
+        </w:rPr>
+        <w:t>[原题]</w:t>
+      </w:r>
+      <w:r>
+        <w:t xml:space="preserve"> 1. 一个32Kx8位的ROM芯片有__根数据线，有__根地址线。</w:t>
+      </w:r>
+    </w:p>
+    <w:p>
+      <w:r>
+        <w:rPr>
+          <w:b/>
+          <w:color w:val="C0392B"/>
+        </w:rPr>
+        <w:t>[答案]</w:t>
+      </w:r>
+      <w:r>
+        <w:t xml:space="preserve"> 8根数据线，15根地址线。32K=2^15，地址线15根；8位即8根数据线。</w:t>
+      </w:r>
+    </w:p>
+    <w:p>
+      <w:r>
+        <w:rPr>
+          <w:b/>
+          <w:color w:val="27AE60"/>
+        </w:rPr>
+        <w:t>[PPT依据]</w:t>
+      </w:r>
+      <w:r>
+        <w:t xml:space="preserve"> PPT第7章：存储容量=字数x位数，字数=2^n</w:t>
+      </w:r>
+    </w:p>
+    <w:p/>
+    <w:p>
+      <w:r>
+        <w:rPr>
+          <w:b/>
+          <w:color w:val="2D7FC1"/>
+        </w:rPr>
+        <w:t>[原题]</w:t>
+      </w:r>
+      <w:r>
+        <w:t xml:space="preserve"> 2. A/D转换器0~5V，分辨10mV，至少需要__位。</w:t>
+      </w:r>
+    </w:p>
+    <w:p>
+      <w:r>
+        <w:rPr>
+          <w:b/>
+          <w:color w:val="C0392B"/>
+        </w:rPr>
+        <w:t>[答案]</w:t>
+      </w:r>
+      <w:r>
+        <w:t xml:space="preserve"> 9位。5V/2^n &lt;= 10mV -&gt; 2^n &gt;= 500 -&gt; n=9。</w:t>
+      </w:r>
+    </w:p>
+    <w:p>
+      <w:r>
+        <w:rPr>
+          <w:b/>
+          <w:color w:val="27AE60"/>
+        </w:rPr>
+        <w:t>[PPT依据]</w:t>
+      </w:r>
+      <w:r>
+        <w:t xml:space="preserve"> PPT第10章：n位ADC能区分的输入电压最小值为满量程输入的1/2^n</w:t>
+      </w:r>
+    </w:p>
+    <w:p/>
+    <w:p>
+      <w:r>
+        <w:rPr>
+          <w:b/>
+          <w:color w:val="2D7FC1"/>
+        </w:rPr>
+        <w:t>[原题]</w:t>
+      </w:r>
+      <w:r>
+        <w:t xml:space="preserve"> 3. 对108个符号编码，至少要__位。</w:t>
+      </w:r>
+    </w:p>
+    <w:p>
+      <w:r>
+        <w:rPr>
+          <w:b/>
+          <w:color w:val="C0392B"/>
+        </w:rPr>
+        <w:t>[答案]</w:t>
+      </w:r>
+      <w:r>
+        <w:t xml:space="preserve"> 7位。2^6=64 &lt; 108 &lt;= 2^7=128</w:t>
+      </w:r>
+    </w:p>
+    <w:p>
+      <w:r>
+        <w:rPr>
+          <w:b/>
+          <w:color w:val="27AE60"/>
+        </w:rPr>
+        <w:t>[PPT依据]</w:t>
+      </w:r>
+      <w:r>
+        <w:t xml:space="preserve"> PPT第1章：2^(n-1) &lt;= N &lt;= 2^n</w:t>
+      </w:r>
+    </w:p>
+    <w:p/>
+    <w:p>
+      <w:r>
+        <w:rPr>
+          <w:b/>
+          <w:color w:val="2D7FC1"/>
+        </w:rPr>
+        <w:t>[原题]</w:t>
+      </w:r>
+      <w:r>
+        <w:t xml:space="preserve"> 4. 或非门多余引脚接__，与非门多余引脚接__。</w:t>
+      </w:r>
+    </w:p>
+    <w:p>
+      <w:r>
+        <w:rPr>
+          <w:b/>
+          <w:color w:val="C0392B"/>
+        </w:rPr>
+        <w:t>[答案]</w:t>
+      </w:r>
+      <w:r>
+        <w:t xml:space="preserve"> 或非门接低电平(接地)，与非门接高电平(接电源)。</w:t>
+      </w:r>
+    </w:p>
+    <w:p>
+      <w:r>
+        <w:rPr>
+          <w:b/>
+          <w:color w:val="27AE60"/>
+        </w:rPr>
+        <w:t>[PPT依据]</w:t>
+      </w:r>
+      <w:r>
+        <w:t xml:space="preserve"> PPT第3章：与门/与非门输入端接电源，或门/或非门输入端接地</w:t>
+      </w:r>
+    </w:p>
+    <w:p/>
+    <w:p>
+      <w:r>
+        <w:rPr>
+          <w:b/>
+          <w:color w:val="2D7FC1"/>
+        </w:rPr>
+        <w:t>[原题]</w:t>
+      </w:r>
+      <w:r>
+        <w:t xml:space="preserve"> 5. 存储器由存储阵列、__和输入输出控制电路三部分组成。</w:t>
+      </w:r>
+    </w:p>
+    <w:p>
+      <w:r>
+        <w:rPr>
+          <w:b/>
+          <w:color w:val="C0392B"/>
+        </w:rPr>
+        <w:t>[答案]</w:t>
+      </w:r>
+      <w:r>
+        <w:t xml:space="preserve"> 地址译码器。</w:t>
+      </w:r>
+    </w:p>
+    <w:p>
+      <w:r>
+        <w:rPr>
+          <w:b/>
+          <w:color w:val="27AE60"/>
+        </w:rPr>
+        <w:t>[PPT依据]</w:t>
+      </w:r>
+      <w:r>
+        <w:t xml:space="preserve"> PPT第7章：ROM主要由地址译码器、存储矩阵和输出控制电路三部分组成</w:t>
       </w:r>
     </w:p>
     <w:p/>
@@ -27,7 +223,7 @@
         <w:rPr>
           <w:color w:val="1A3A5C"/>
         </w:rPr>
-        <w:t>一、填空题（每题2分，共10分）</w:t>
+        <w:t>二、选择题(每题2分，共20分)</w:t>
       </w:r>
     </w:p>
     <w:p>
@@ -36,10 +232,10 @@
           <w:b/>
           <w:color w:val="2D7FC1"/>
         </w:rPr>
-        <w:t>【原题】</w:t>
+        <w:t>[原题]</w:t>
       </w:r>
       <w:r>
-        <w:t xml:space="preserve"> 1. 一个32K×8位的ROM芯片有______根数据线，有______根地址线。</w:t>
+        <w:t xml:space="preserve"> 6. 下列( )输出不允许并联使用。</w:t>
       </w:r>
     </w:p>
     <w:p>
@@ -48,12 +244,10 @@
           <w:b/>
           <w:color w:val="C0392B"/>
         </w:rPr>
-        <w:t>【答案】</w:t>
+        <w:t>[答案]</w:t>
       </w:r>
       <w:r>
-        <w:t xml:space="preserve"> 8根数据线，15根地址线。</w:t>
-        <w:br/>
-        <w:t>32K=32768=2¹⁵，故地址线15根；8位即8根数据线。</w:t>
+        <w:t xml:space="preserve"> C(典型TTL门)。推拉式输出级短接会产生低阻通路，大电流导致器件损毁。</w:t>
       </w:r>
     </w:p>
     <w:p>
@@ -62,10 +256,10 @@
           <w:b/>
           <w:color w:val="27AE60"/>
         </w:rPr>
-        <w:t>【PPT依据】</w:t>
+        <w:t>[PPT依据]</w:t>
       </w:r>
       <w:r>
-        <w:t xml:space="preserve"> PPT第7章："存储容量(M)＝字数×位数"，"字数=2ⁿ（n为地址线的总数）"</w:t>
+        <w:t xml:space="preserve"> PPT第3章：输出短接会产生低阻通路</w:t>
       </w:r>
     </w:p>
     <w:p/>
@@ -75,10 +269,10 @@
           <w:b/>
           <w:color w:val="2D7FC1"/>
         </w:rPr>
-        <w:t>【原题】</w:t>
+        <w:t>[原题]</w:t>
       </w:r>
       <w:r>
-        <w:t xml:space="preserve"> 2. A/D转换器0~5V，分辨10mV，至少需要______位。</w:t>
+        <w:t xml:space="preserve"> 7. 根据波形，判断实现的函数。选项：A)F=AB B)F=AB非 C)F=A同或B D)F=A异或B</w:t>
       </w:r>
     </w:p>
     <w:p>
@@ -87,12 +281,10 @@
           <w:b/>
           <w:color w:val="C0392B"/>
         </w:rPr>
-        <w:t>【答案】</w:t>
+        <w:t>[答案]</w:t>
       </w:r>
       <w:r>
-        <w:t xml:space="preserve"> 9位。</w:t>
-        <w:br/>
-        <w:t>5V/2ⁿ ≤ 10mV → 2ⁿ ≥ 500 → n=9（2⁹=512）。</w:t>
+        <w:t xml:space="preserve"> C(F=A同或B)。波形显示仅当AB相同时F=1即同或逻辑。</w:t>
       </w:r>
     </w:p>
     <w:p>
@@ -101,10 +293,10 @@
           <w:b/>
           <w:color w:val="27AE60"/>
         </w:rPr>
-        <w:t>【PPT依据】</w:t>
+        <w:t>[PPT依据]</w:t>
       </w:r>
       <w:r>
-        <w:t xml:space="preserve"> PPT第10章："n位A/D转换器能区分输入电压的最小值为满量程输入的1/2ⁿ"</w:t>
+        <w:t xml:space="preserve"> PPT第1章：同或运算-两个输入相同输出为1</w:t>
       </w:r>
     </w:p>
     <w:p/>
@@ -114,10 +306,10 @@
           <w:b/>
           <w:color w:val="2D7FC1"/>
         </w:rPr>
-        <w:t>【原题】</w:t>
+        <w:t>[原题]</w:t>
       </w:r>
       <w:r>
-        <w:t xml:space="preserve"> 3. 对108个符号编码，至少要______位。</w:t>
+        <w:t xml:space="preserve"> 8. F(A,B,C)=AB+AC非的最小项表达式为( )。</w:t>
       </w:r>
     </w:p>
     <w:p>
@@ -126,12 +318,10 @@
           <w:b/>
           <w:color w:val="C0392B"/>
         </w:rPr>
-        <w:t>【答案】</w:t>
+        <w:t>[答案]</w:t>
       </w:r>
       <w:r>
-        <w:t xml:space="preserve"> 7位。</w:t>
-        <w:br/>
-        <w:t>2⁶=64 &lt; 108 ≤ 2⁷=128。</w:t>
+        <w:t xml:space="preserve"> C(Sigma m(1,3,6,7))。展开：F=AB(C+非C)+A非C(B+非B)=ABC+AB非C+A非BC+A非B非C</w:t>
       </w:r>
     </w:p>
     <w:p>
@@ -140,10 +330,10 @@
           <w:b/>
           <w:color w:val="27AE60"/>
         </w:rPr>
-        <w:t>【PPT依据】</w:t>
+        <w:t>[PPT依据]</w:t>
       </w:r>
       <w:r>
-        <w:t xml:space="preserve"> PPT第1章："二进制代码的位数n与需要编码的事件个数N之间应满足：2ⁿ⁻¹ ≤ N ≤ 2ⁿ"</w:t>
+        <w:t xml:space="preserve"> PPT第2章：最小项定义</w:t>
       </w:r>
     </w:p>
     <w:p/>
@@ -153,10 +343,10 @@
           <w:b/>
           <w:color w:val="2D7FC1"/>
         </w:rPr>
-        <w:t>【原题】</w:t>
+        <w:t>[原题]</w:t>
       </w:r>
       <w:r>
-        <w:t xml:space="preserve"> 4. 或非门多余引脚接______，与非门多余引脚接______。</w:t>
+        <w:t xml:space="preserve"> 9. 能起定时作用的电路是( )。</w:t>
       </w:r>
     </w:p>
     <w:p>
@@ -165,10 +355,10 @@
           <w:b/>
           <w:color w:val="C0392B"/>
         </w:rPr>
-        <w:t>【答案】</w:t>
+        <w:t>[答案]</w:t>
       </w:r>
       <w:r>
-        <w:t xml:space="preserve"> 或非门接低电平（接地），与非门接高电平（接电源）。</w:t>
+        <w:t xml:space="preserve"> B(单稳态触发器)。暂稳态持续时间仅取决于RC参数。</w:t>
       </w:r>
     </w:p>
     <w:p>
@@ -177,10 +367,10 @@
           <w:b/>
           <w:color w:val="27AE60"/>
         </w:rPr>
-        <w:t>【PPT依据】</w:t>
+        <w:t>[PPT依据]</w:t>
       </w:r>
       <w:r>
-        <w:t xml:space="preserve"> PPT第3章："与门、与非门输入端接电源。或门、或非门输入端接地或通过电阻接地"</w:t>
+        <w:t xml:space="preserve"> PPT第9章：单稳态电路工作特点</w:t>
       </w:r>
     </w:p>
     <w:p/>
@@ -190,10 +380,10 @@
           <w:b/>
           <w:color w:val="2D7FC1"/>
         </w:rPr>
-        <w:t>【原题】</w:t>
+        <w:t>[原题]</w:t>
       </w:r>
       <w:r>
-        <w:t xml:space="preserve"> 5. 存储器由存储阵列、______和输入输出控制电路三部分组成。</w:t>
+        <w:t xml:space="preserve"> 10. JK触发器原状态0，保持0则JK应是( )。</w:t>
       </w:r>
     </w:p>
     <w:p>
@@ -202,10 +392,10 @@
           <w:b/>
           <w:color w:val="C0392B"/>
         </w:rPr>
-        <w:t>【答案】</w:t>
+        <w:t>[答案]</w:t>
       </w:r>
       <w:r>
-        <w:t xml:space="preserve"> 地址译码器。</w:t>
+        <w:t xml:space="preserve"> C(J=0,K=*)。代入特性方程Q(n+1)=J.Q非+K非.Q，当Q=0时Q(n+1)=J</w:t>
       </w:r>
     </w:p>
     <w:p>
@@ -214,10 +404,195 @@
           <w:b/>
           <w:color w:val="27AE60"/>
         </w:rPr>
-        <w:t>【PPT依据】</w:t>
+        <w:t>[PPT依据]</w:t>
       </w:r>
       <w:r>
-        <w:t xml:space="preserve"> PPT第7章："ROM主要由地址译码器、存储矩阵和输出控制电路三部分组成"</w:t>
+        <w:t xml:space="preserve"> PPT第5章：JK触发器特性方程</w:t>
+      </w:r>
+    </w:p>
+    <w:p/>
+    <w:p>
+      <w:r>
+        <w:rPr>
+          <w:b/>
+          <w:color w:val="2D7FC1"/>
+        </w:rPr>
+        <w:t>[原题]</w:t>
+      </w:r>
+      <w:r>
+        <w:t xml:space="preserve"> 11. 传输门电路，A=1时输出L=( )。A)B B)C C)BC D)B+C</w:t>
+      </w:r>
+    </w:p>
+    <w:p>
+      <w:r>
+        <w:rPr>
+          <w:b/>
+          <w:color w:val="C0392B"/>
+        </w:rPr>
+        <w:t>[答案]</w:t>
+      </w:r>
+      <w:r>
+        <w:t xml:space="preserve"> B(L=C)。A=1时，上方传输门导通，C传至输出。</w:t>
+      </w:r>
+    </w:p>
+    <w:p>
+      <w:r>
+        <w:rPr>
+          <w:b/>
+          <w:color w:val="27AE60"/>
+        </w:rPr>
+        <w:t>[PPT依据]</w:t>
+      </w:r>
+      <w:r>
+        <w:t xml:space="preserve"> PPT第3章：CMOS传输门工作原理</w:t>
+      </w:r>
+    </w:p>
+    <w:p/>
+    <w:p>
+      <w:r>
+        <w:rPr>
+          <w:b/>
+          <w:color w:val="2D7FC1"/>
+        </w:rPr>
+        <w:t>[原题]</w:t>
+      </w:r>
+      <w:r>
+        <w:t xml:space="preserve"> 12. 时序电路状态图，初始11，A=011001，输出Z为( )。</w:t>
+      </w:r>
+    </w:p>
+    <w:p>
+      <w:r>
+        <w:rPr>
+          <w:b/>
+          <w:color w:val="C0392B"/>
+        </w:rPr>
+        <w:t>[答案]</w:t>
+      </w:r>
+      <w:r>
+        <w:t xml:space="preserve"> B(011001)。逐拍：11-&gt;10(0)-&gt;00(1)-&gt;01(1)-&gt;01(0)-&gt;01(0)-&gt;10(1)</w:t>
+      </w:r>
+    </w:p>
+    <w:p>
+      <w:r>
+        <w:rPr>
+          <w:b/>
+          <w:color w:val="27AE60"/>
+        </w:rPr>
+        <w:t>[PPT依据]</w:t>
+      </w:r>
+      <w:r>
+        <w:t xml:space="preserve"> PPT第6章：时序电路分析</w:t>
+      </w:r>
+    </w:p>
+    <w:p/>
+    <w:p>
+      <w:r>
+        <w:rPr>
+          <w:b/>
+          <w:color w:val="2D7FC1"/>
+        </w:rPr>
+        <w:t>[原题]</w:t>
+      </w:r>
+      <w:r>
+        <w:t xml:space="preserve"> 13. 异或门作反相器，应将( )。</w:t>
+      </w:r>
+    </w:p>
+    <w:p>
+      <w:r>
+        <w:rPr>
+          <w:b/>
+          <w:color w:val="C0392B"/>
+        </w:rPr>
+        <w:t>[答案]</w:t>
+      </w:r>
+      <w:r>
+        <w:t xml:space="preserve"> A(A或B中有一个接1)。Y=A XOR B，B=1时Y=非A</w:t>
+      </w:r>
+    </w:p>
+    <w:p>
+      <w:r>
+        <w:rPr>
+          <w:b/>
+          <w:color w:val="27AE60"/>
+        </w:rPr>
+        <w:t>[PPT依据]</w:t>
+      </w:r>
+      <w:r>
+        <w:t xml:space="preserve"> PPT第1章：异或运算</w:t>
+      </w:r>
+    </w:p>
+    <w:p/>
+    <w:p>
+      <w:r>
+        <w:rPr>
+          <w:b/>
+          <w:color w:val="2D7FC1"/>
+        </w:rPr>
+        <w:t>[原题]</w:t>
+      </w:r>
+      <w:r>
+        <w:t xml:space="preserve"> 14. 异步时序电路与同步的差异在于后者( )。</w:t>
+      </w:r>
+    </w:p>
+    <w:p>
+      <w:r>
+        <w:rPr>
+          <w:b/>
+          <w:color w:val="C0392B"/>
+        </w:rPr>
+        <w:t>[答案]</w:t>
+      </w:r>
+      <w:r>
+        <w:t xml:space="preserve"> B(没有统一时钟)。异步电路各触发器无统一时钟信号。</w:t>
+      </w:r>
+    </w:p>
+    <w:p>
+      <w:r>
+        <w:rPr>
+          <w:b/>
+          <w:color w:val="27AE60"/>
+        </w:rPr>
+        <w:t>[PPT依据]</w:t>
+      </w:r>
+      <w:r>
+        <w:t xml:space="preserve"> PPT第6章</w:t>
+      </w:r>
+    </w:p>
+    <w:p/>
+    <w:p>
+      <w:r>
+        <w:rPr>
+          <w:b/>
+          <w:color w:val="2D7FC1"/>
+        </w:rPr>
+        <w:t>[原题]</w:t>
+      </w:r>
+      <w:r>
+        <w:t xml:space="preserve"> 15. DAC电路(Rf=R,VREF=-8V)，输入0100时Vo为( )A)2V B)4V C)8V D)16V</w:t>
+      </w:r>
+    </w:p>
+    <w:p>
+      <w:r>
+        <w:rPr>
+          <w:b/>
+          <w:color w:val="C0392B"/>
+        </w:rPr>
+        <w:t>[答案]</w:t>
+      </w:r>
+      <w:r>
+        <w:t xml:space="preserve"> A(2V)。公式：Vo=-(VREF*Rf)/(R*2^n)*NB。Rf=R代入VREF=-8V，NB=4：Vo=-(-8)/16*4=2V。每LSB=0.5V，4x0.5=2V。</w:t>
+      </w:r>
+    </w:p>
+    <w:p>
+      <w:r>
+        <w:rPr>
+          <w:b/>
+          <w:color w:val="27AE60"/>
+        </w:rPr>
+        <w:t>[PPT依据]</w:t>
+      </w:r>
+      <w:r>
+        <w:t xml:space="preserve"> PPT第10章+联网：倒T形DAC公式Vo=-(VREF*Rf)/(R*2^n)*NB</w:t>
       </w:r>
     </w:p>
     <w:p/>
@@ -229,7 +604,7 @@
         <w:rPr>
           <w:color w:val="1A3A5C"/>
         </w:rPr>
-        <w:t>二、选择题（每题2分，共20分）</w:t>
+        <w:t>三、分析与计算题(共40分)</w:t>
       </w:r>
     </w:p>
     <w:p>
@@ -238,12 +613,10 @@
           <w:b/>
           <w:color w:val="2D7FC1"/>
         </w:rPr>
-        <w:t>【原题】</w:t>
+        <w:t>[原题]</w:t>
       </w:r>
       <w:r>
-        <w:t xml:space="preserve"> 6. 下列（ ）输出不允许并联使用。</w:t>
-        <w:br/>
-        <w:t>(A)三态门 (B)OD门 (C)典型TTL门 (D)OC门</w:t>
+        <w:t xml:space="preserve"> 16.(10分)卡诺图化简：L=Sigma m(0,2,4,5,10,12,15)+Sigma d(8,14)</w:t>
       </w:r>
     </w:p>
     <w:p>
@@ -252,12 +625,10 @@
           <w:b/>
           <w:color w:val="C0392B"/>
         </w:rPr>
-        <w:t>【答案】</w:t>
+        <w:t>[答案]</w:t>
       </w:r>
       <w:r>
-        <w:t xml:space="preserve"> C（典型TTL门）。</w:t>
-        <w:br/>
-        <w:t>典型TTL门采用推拉式输出级，输出短接会形成从VCC经上管到下管的低阻通路，产生大电流导致器件损毁。OD门/OC门可并联实现线与，三态门通过使能控制也可并联。</w:t>
+        <w:t xml:space="preserve"> 最简与或式：L=B非D非+C非D非+A非BC非+ABC。详见卡诺图分组。</w:t>
       </w:r>
     </w:p>
     <w:p>
@@ -266,10 +637,10 @@
           <w:b/>
           <w:color w:val="27AE60"/>
         </w:rPr>
-        <w:t>【PPT依据】</w:t>
+        <w:t>[PPT依据]</w:t>
       </w:r>
       <w:r>
-        <w:t xml:space="preserve"> PPT第3章："输出短接，在一定情况下会产生低阻通路，大电流有可能导致器件的损毁"</w:t>
+        <w:t xml:space="preserve"> PPT第2章：卡诺图化简法</w:t>
       </w:r>
     </w:p>
     <w:p/>
@@ -279,12 +650,10 @@
           <w:b/>
           <w:color w:val="2D7FC1"/>
         </w:rPr>
-        <w:t>【原题】</w:t>
+        <w:t>[原题]</w:t>
       </w:r>
       <w:r>
-        <w:t xml:space="preserve"> 7. 某电路输入A、B和输出F的波形如下图所示，则该电路实现的函数为（ ）。</w:t>
-        <w:br/>
-        <w:t>(A)F=AB (B)F=AB̅ (C)F=A⊙B (D)F=A⊕B</w:t>
+        <w:t xml:space="preserve"> 17.(15分)JK触发器逻辑电路分析</w:t>
       </w:r>
     </w:p>
     <w:p>
@@ -293,14 +662,10 @@
           <w:b/>
           <w:color w:val="C0392B"/>
         </w:rPr>
-        <w:t>【答案】</w:t>
+        <w:t>[答案]</w:t>
       </w:r>
       <w:r>
-        <w:t xml:space="preserve"> C（F=A⊙B，同或）。</w:t>
-        <w:br/>
-        <w:t>观察波形：当A=B=00时F=1，01时F=0，10时F=0，11时F=1。仅当AB相同时F=1，即同或逻辑。</w:t>
-        <w:br/>
-        <w:t>同或真值表：A=B→F=1，A≠B→F=0。</w:t>
+        <w:t xml:space="preserve"> 两个下降沿JK触发器。激励：J0=Q1非,K0=1,J1=Q0,K1=1。模3计数器，自启动。00-&gt;01-&gt;10-&gt;00，11-&gt;00。</w:t>
       </w:r>
     </w:p>
     <w:p>
@@ -309,10 +674,10 @@
           <w:b/>
           <w:color w:val="27AE60"/>
         </w:rPr>
-        <w:t>【PPT依据】</w:t>
+        <w:t>[PPT依据]</w:t>
       </w:r>
       <w:r>
-        <w:t xml:space="preserve"> PPT第1章："同或运算：两个输入变量的值相同，输出为1，否则为0。"</w:t>
+        <w:t xml:space="preserve"> PPT第6章：时序电路分析步骤</w:t>
       </w:r>
     </w:p>
     <w:p/>
@@ -322,12 +687,10 @@
           <w:b/>
           <w:color w:val="2D7FC1"/>
         </w:rPr>
-        <w:t>【原题】</w:t>
+        <w:t>[原题]</w:t>
       </w:r>
       <w:r>
-        <w:t xml:space="preserve"> 8. F(A,B,C)=AB+ĀC的最小项表达式为（ ）。</w:t>
-        <w:br/>
-        <w:t>(A)Σm(0,2,6,7) (B)F=ABC+ĀC (C)Σm(1,3,6,7) (D)Σm(0,1,2,6,7)</w:t>
+        <w:t xml:space="preserve"> 18.(15分)555救护车扬声器电路。(1)555组成什么？(2)画波形</w:t>
       </w:r>
     </w:p>
     <w:p>
@@ -336,14 +699,10 @@
           <w:b/>
           <w:color w:val="C0392B"/>
         </w:rPr>
-        <w:t>【答案】</w:t>
+        <w:t>[答案]</w:t>
       </w:r>
       <w:r>
-        <w:t xml:space="preserve"> C（Σm(1,3,6,7)）。</w:t>
-        <w:br/>
-        <w:t>F=AB(C+Č)+ĀC(B+Ḃ)=ABC+ABČ+ĀBC+ĀḂC</w:t>
-        <w:br/>
-        <w:t>= m₇ + m₆ + m₃ + m₁ = Σm(1,3,6,7)。</w:t>
+        <w:t xml:space="preserve"> (1)左级555为多谐振荡器(低频)，控制右级555产生两种频率音频。(2)左级T=2.2s；右级交替输出360Hz和1.4kHz。</w:t>
       </w:r>
     </w:p>
     <w:p>
@@ -352,305 +711,10 @@
           <w:b/>
           <w:color w:val="27AE60"/>
         </w:rPr>
-        <w:t>【PPT依据】</w:t>
+        <w:t>[PPT依据]</w:t>
       </w:r>
       <w:r>
-        <w:t xml:space="preserve"> PPT第2章："最小项是n个因子的乘积，每个变量都以它的原变量或非变量的形式在乘积项中出现，且仅出现一次。"</w:t>
-      </w:r>
-    </w:p>
-    <w:p/>
-    <w:p>
-      <w:r>
-        <w:rPr>
-          <w:b/>
-          <w:color w:val="2D7FC1"/>
-        </w:rPr>
-        <w:t>【原题】</w:t>
-      </w:r>
-      <w:r>
-        <w:t xml:space="preserve"> 9. 能起定时作用的电路是（ ）。</w:t>
-        <w:br/>
-        <w:t>(A)施密特触发器 (B)单稳态触发器 (C)多谐振荡器 (D)译码器</w:t>
-      </w:r>
-    </w:p>
-    <w:p>
-      <w:r>
-        <w:rPr>
-          <w:b/>
-          <w:color w:val="C0392B"/>
-        </w:rPr>
-        <w:t>【答案】</w:t>
-      </w:r>
-      <w:r>
-        <w:t xml:space="preserve"> B（单稳态触发器）。</w:t>
-        <w:br/>
-        <w:t>单稳态电路在外来触发信号作用下由稳态翻转到暂稳态，暂稳态持续时间仅取决于RC参数，与输入信号宽度无关，因此可起定时作用。</w:t>
-      </w:r>
-    </w:p>
-    <w:p>
-      <w:r>
-        <w:rPr>
-          <w:b/>
-          <w:color w:val="27AE60"/>
-        </w:rPr>
-        <w:t>【PPT依据】</w:t>
-      </w:r>
-      <w:r>
-        <w:t xml:space="preserve"> PPT第9章："单稳态电路的工作特点：在外来触发信号作用下，电路由稳态翻转到暂稳态；暂稳态的持续时间仅取决于RC参数值。"</w:t>
-      </w:r>
-    </w:p>
-    <w:p/>
-    <w:p>
-      <w:r>
-        <w:rPr>
-          <w:b/>
-          <w:color w:val="2D7FC1"/>
-        </w:rPr>
-        <w:t>【原题】</w:t>
-      </w:r>
-      <w:r>
-        <w:t xml:space="preserve"> 10. JK触发器原状态0，欲保持0，则JK应是（ ）。</w:t>
-        <w:br/>
-        <w:t>(A)J=1,K=1 (B)J=0,K=0 (C)J=0,K=* (D)J=*,K=*</w:t>
-      </w:r>
-    </w:p>
-    <w:p>
-      <w:r>
-        <w:rPr>
-          <w:b/>
-          <w:color w:val="C0392B"/>
-        </w:rPr>
-        <w:t>【答案】</w:t>
-      </w:r>
-      <w:r>
-        <w:t xml:space="preserve"> C（J=0，K=*）。</w:t>
-        <w:br/>
-        <w:t>JK触发器特性方程：Qⁿ⁺¹=J·Q̅ⁿ+K̅·Qⁿ。当Qⁿ=0时，Qⁿ⁺¹=J·1+K̅·0=J。要保持Qⁿ⁺¹=0，J=0即可，K任意。</w:t>
-      </w:r>
-    </w:p>
-    <w:p>
-      <w:r>
-        <w:rPr>
-          <w:b/>
-          <w:color w:val="27AE60"/>
-        </w:rPr>
-        <w:t>【PPT依据】</w:t>
-      </w:r>
-      <w:r>
-        <w:t xml:space="preserve"> PPT第5章："JK触发器特性方程：Qⁿ⁺¹ = J·Q̅ⁿ + K̅·Qⁿ"</w:t>
-      </w:r>
-    </w:p>
-    <w:p/>
-    <w:p>
-      <w:r>
-        <w:rPr>
-          <w:b/>
-          <w:color w:val="2D7FC1"/>
-        </w:rPr>
-        <w:t>【原题】</w:t>
-      </w:r>
-      <w:r>
-        <w:t xml:space="preserve"> 11. 由传输门构成的电路如下图所示，当A=1时，输出L=（ ）。</w:t>
-        <w:br/>
-        <w:t>(A)B (B)C (C)BC (D)B+C</w:t>
-      </w:r>
-    </w:p>
-    <w:p>
-      <w:r>
-        <w:rPr>
-          <w:b/>
-          <w:color w:val="C0392B"/>
-        </w:rPr>
-        <w:t>【答案】</w:t>
-      </w:r>
-      <w:r>
-        <w:t xml:space="preserve"> B（L=C）。</w:t>
-        <w:br/>
-        <w:t>传输门由NMOS和PMOS并联构成，控制端互补。当A=1时（A=1，A̅=0），A控制的传输门导通，C信号经TG传送到输出端L，故L=C。</w:t>
-      </w:r>
-    </w:p>
-    <w:p>
-      <w:r>
-        <w:rPr>
-          <w:b/>
-          <w:color w:val="27AE60"/>
-        </w:rPr>
-        <w:t>【PPT依据】</w:t>
-      </w:r>
-      <w:r>
-        <w:t xml:space="preserve"> PPT第3章："CMOS传输门（双向模拟开关）：在控制信号作用下，传输门导通时信号可以通过"</w:t>
-      </w:r>
-    </w:p>
-    <w:p/>
-    <w:p>
-      <w:r>
-        <w:rPr>
-          <w:b/>
-          <w:color w:val="2D7FC1"/>
-        </w:rPr>
-        <w:t>【原题】</w:t>
-      </w:r>
-      <w:r>
-        <w:t xml:space="preserve"> 12. 时序电路状态图如下，初始状态11，序列A=011001，输出Z的序列为（ ）。</w:t>
-        <w:br/>
-        <w:t>(A)100011 (B)011001 (C)101000 (D)011101</w:t>
-      </w:r>
-    </w:p>
-    <w:p>
-      <w:r>
-        <w:rPr>
-          <w:b/>
-          <w:color w:val="C0392B"/>
-        </w:rPr>
-        <w:t>【答案】</w:t>
-      </w:r>
-      <w:r>
-        <w:t xml:space="preserve"> B（011001）。</w:t>
-        <w:br/>
-        <w:t>状态图上标注格式为"A/Z"。逐拍分析：</w:t>
-        <w:br/>
-        <w:t>11─0/0→10─1/1→00─1/1→01─0/0→01─0/0→01─1/1→10</w:t>
-        <w:br/>
-        <w:t>输出Z依次为：0,1,1,0,0,1 → 011001。</w:t>
-      </w:r>
-    </w:p>
-    <w:p>
-      <w:r>
-        <w:rPr>
-          <w:b/>
-          <w:color w:val="27AE60"/>
-        </w:rPr>
-        <w:t>【PPT依据】</w:t>
-      </w:r>
-      <w:r>
-        <w:t xml:space="preserve"> PPT第6章："时序逻辑电路的五种描述方式：逻辑方程组、状态转换表、状态转换图、时序图、波形图"</w:t>
-      </w:r>
-    </w:p>
-    <w:p/>
-    <w:p>
-      <w:r>
-        <w:rPr>
-          <w:b/>
-          <w:color w:val="2D7FC1"/>
-        </w:rPr>
-        <w:t>【原题】</w:t>
-      </w:r>
-      <w:r>
-        <w:t xml:space="preserve"> 13. 异或门作反相器，A、B端应（ ）连接。</w:t>
-        <w:br/>
-        <w:t>(A)A或B中有一个接1 (B)A或B中有一个接0 (C)并联 (D)不能实现</w:t>
-      </w:r>
-    </w:p>
-    <w:p>
-      <w:r>
-        <w:rPr>
-          <w:b/>
-          <w:color w:val="C0392B"/>
-        </w:rPr>
-        <w:t>【答案】</w:t>
-      </w:r>
-      <w:r>
-        <w:t xml:space="preserve"> A（A或B中有一个接1）。</w:t>
-        <w:br/>
-        <w:t>异或逻辑Y=A⊕B。当B=1时，Y=A⊕1=Ā，实现反相功能。</w:t>
-      </w:r>
-    </w:p>
-    <w:p>
-      <w:r>
-        <w:rPr>
-          <w:b/>
-          <w:color w:val="27AE60"/>
-        </w:rPr>
-        <w:t>【PPT依据】</w:t>
-      </w:r>
-      <w:r>
-        <w:t xml:space="preserve"> PPT第1章："异或：两个输入变量的值相异，输出为1，否则为0。"</w:t>
-      </w:r>
-    </w:p>
-    <w:p/>
-    <w:p>
-      <w:r>
-        <w:rPr>
-          <w:b/>
-          <w:color w:val="2D7FC1"/>
-        </w:rPr>
-        <w:t>【原题】</w:t>
-      </w:r>
-      <w:r>
-        <w:t xml:space="preserve"> 14. 同步时序电路和异步时序电路比较，差异在于后者（ ）。</w:t>
-        <w:br/>
-        <w:t>(A)没有触发器 (B)没有统一时钟 (C)没有稳态 (D)输出只与内部状态有关</w:t>
-      </w:r>
-    </w:p>
-    <w:p>
-      <w:r>
-        <w:rPr>
-          <w:b/>
-          <w:color w:val="C0392B"/>
-        </w:rPr>
-        <w:t>【答案】</w:t>
-      </w:r>
-      <w:r>
-        <w:t xml:space="preserve"> B（没有统一的时钟脉冲控制）。</w:t>
-        <w:br/>
-        <w:t>异步时序电路中各触发器没有统一的时钟信号，状态转换逐级进行。</w:t>
-      </w:r>
-    </w:p>
-    <w:p>
-      <w:r>
-        <w:rPr>
-          <w:b/>
-          <w:color w:val="27AE60"/>
-        </w:rPr>
-        <w:t>【PPT依据】</w:t>
-      </w:r>
-      <w:r>
-        <w:t xml:space="preserve"> PPT第6章："分析状态转换时必须考虑各触发器的时钟信号作用情况"，"每一次状态转换必须从输入信号所能触发的第一个触发器开始逐级确定"</w:t>
-      </w:r>
-    </w:p>
-    <w:p/>
-    <w:p>
-      <w:r>
-        <w:rPr>
-          <w:b/>
-          <w:color w:val="2D7FC1"/>
-        </w:rPr>
-        <w:t>【原题】</w:t>
-      </w:r>
-      <w:r>
-        <w:t xml:space="preserve"> 15. D/A转换器电路如图（Rf=R，VREF=-8V），输入0100时Vo为（ ）。</w:t>
-        <w:br/>
-        <w:t>(A)2V (B)4V (C)8V (D)16V</w:t>
-      </w:r>
-    </w:p>
-    <w:p>
-      <w:r>
-        <w:rPr>
-          <w:b/>
-          <w:color w:val="C0392B"/>
-        </w:rPr>
-        <w:t>【答案】</w:t>
-      </w:r>
-      <w:r>
-        <w:t xml:space="preserve"> A（2V）。</w:t>
-        <w:br/>
-        <w:t>4位倒T形电阻网络DAC输出电压公式：Vo=-(VREF×Rf)/(R×2⁴)×N</w:t>
-        <w:br/>
-        <w:t>代入：Vo=-((-8)×R)/(R×16)×4 = -(-0.5)×4 = 2V。</w:t>
-        <w:br/>
-        <w:t>输入0100对应十进制N=4。</w:t>
-      </w:r>
-    </w:p>
-    <w:p>
-      <w:r>
-        <w:rPr>
-          <w:b/>
-          <w:color w:val="27AE60"/>
-        </w:rPr>
-        <w:t>【PPT依据】</w:t>
-      </w:r>
-      <w:r>
-        <w:t xml:space="preserve"> PPT第10章："输出电压与输入的二进制数成正比"，倒T形电阻网络DAC公式</w:t>
+        <w:t xml:space="preserve"> PPT第9章：555多谐振荡公式</w:t>
       </w:r>
     </w:p>
     <w:p/>
@@ -662,7 +726,7 @@
         <w:rPr>
           <w:color w:val="1A3A5C"/>
         </w:rPr>
-        <w:t>三、分析与计算题（共40分）</w:t>
+        <w:t>四、设计题(共30分)</w:t>
       </w:r>
     </w:p>
     <w:p>
@@ -671,10 +735,10 @@
           <w:b/>
           <w:color w:val="2D7FC1"/>
         </w:rPr>
-        <w:t>【原题】</w:t>
+        <w:t>[原题]</w:t>
       </w:r>
       <w:r>
-        <w:t xml:space="preserve"> 16.（10分）用卡诺图化简：L(A,B,C,D)=Σm(0,2,4,5,10,12,15)+Σd(8,14)</w:t>
+        <w:t xml:space="preserve"> 19.(15分)A/B/C三人实验室工作逻辑电路(用138和与非门)。</w:t>
       </w:r>
     </w:p>
     <w:p>
@@ -683,26 +747,10 @@
           <w:b/>
           <w:color w:val="C0392B"/>
         </w:rPr>
-        <w:t>【答案】</w:t>
+        <w:t>[答案]</w:t>
       </w:r>
       <w:r>
-        <w:t xml:space="preserve"> 最简与或式：L = B̅D̅ + C̅D̅ + A̅BC̅ + ABC</w:t>
-        <w:br/>
-        <w:t>化简步骤：</w:t>
-        <w:br/>
-        <w:t>1) 画4变量卡诺图，填入最小项和无关项</w:t>
-        <w:br/>
-        <w:t>2) 画包围圈：</w:t>
-        <w:br/>
-        <w:t xml:space="preserve">   · m₀+m₂+d₈+m₁₀ → B̅D̅</w:t>
-        <w:br/>
-        <w:t xml:space="preserve">   · m₀+m₄+d₈+m₁₂ → C̅D̅</w:t>
-        <w:br/>
-        <w:t xml:space="preserve">   · m₄+m₅ → A̅BC̅</w:t>
-        <w:br/>
-        <w:t xml:space="preserve">   · m₁₅+d₁₄ → ABC</w:t>
-        <w:br/>
-        <w:t>3) 将所有包围圈相加得最简与或式。</w:t>
+        <w:t xml:space="preserve"> Y=A+BC。列真值表，用138的Y3非~Y7非接与非门实现。</w:t>
       </w:r>
     </w:p>
     <w:p>
@@ -711,10 +759,10 @@
           <w:b/>
           <w:color w:val="27AE60"/>
         </w:rPr>
-        <w:t>【PPT依据】</w:t>
+        <w:t>[PPT依据]</w:t>
       </w:r>
       <w:r>
-        <w:t xml:space="preserve"> PPT第2章："卡诺图化简步骤：将逻辑函数写成最小项表达式→按最小项表达式填卡诺图→合并最小项→将所有包围圈对应的乘积项相加"</w:t>
+        <w:t xml:space="preserve"> PPT第4章：译码器应用</w:t>
       </w:r>
     </w:p>
     <w:p/>
@@ -724,10 +772,10 @@
           <w:b/>
           <w:color w:val="2D7FC1"/>
         </w:rPr>
-        <w:t>【原题】</w:t>
+        <w:t>[原题]</w:t>
       </w:r>
       <w:r>
-        <w:t xml:space="preserve"> 17.（15分）分析逻辑电路——JK触发器</w:t>
+        <w:t xml:space="preserve"> 20.(15分)74161+74151实现脉冲产生电路。</w:t>
       </w:r>
     </w:p>
     <w:p>
@@ -736,30 +784,10 @@
           <w:b/>
           <w:color w:val="C0392B"/>
         </w:rPr>
-        <w:t>【答案】</w:t>
+        <w:t>[答案]</w:t>
       </w:r>
       <w:r>
-        <w:t xml:space="preserve"> 电路由2个下降沿触发的JK触发器组成。</w:t>
-        <w:br/>
-        <w:t>（1）激励方程：</w:t>
-        <w:br/>
-        <w:t xml:space="preserve">    J₀ = Q̅₁ⁿ，K₀ = 1</w:t>
-        <w:br/>
-        <w:t xml:space="preserve">    J₁ = Q₀ⁿ，K₁ = 1</w:t>
-        <w:br/>
-        <w:t>（2）状态转换方程（代入JK特性方程Qⁿ⁺¹=J·Q̅ⁿ+K̅·Qⁿ）：</w:t>
-        <w:br/>
-        <w:t xml:space="preserve">    Q₀ⁿ⁺¹ = Q̅₁ⁿ·Q̅₀ⁿ（CP↓有效）</w:t>
-        <w:br/>
-        <w:t xml:space="preserve">    Q₁ⁿ⁺¹ = Q₀ⁿ·Q̅₁ⁿ（CP↓有效）</w:t>
-        <w:br/>
-        <w:t>（3）状态转换真值表：</w:t>
-        <w:br/>
-        <w:t xml:space="preserve">    Q₁Q₀ : 00→01, 01→10, 10→00, 11→00</w:t>
-        <w:br/>
-        <w:t>（4）状态转换图：00→01→10→00，11→00</w:t>
-        <w:br/>
-        <w:t>（5）功能：同步模3加法计数器，具有自启动能力（11→00）。</w:t>
+        <w:t xml:space="preserve"> (1)74161为8进制计数器。(2)74151数据端：D0=D3=D4=D5=1，其余=0。(3)Q2Q1Q0接S2S1S0。</w:t>
       </w:r>
     </w:p>
     <w:p>
@@ -768,216 +796,10 @@
           <w:b/>
           <w:color w:val="27AE60"/>
         </w:rPr>
-        <w:t>【PPT依据】</w:t>
+        <w:t>[PPT依据]</w:t>
       </w:r>
       <w:r>
-        <w:t xml:space="preserve"> PPT第6章："时序逻辑电路的分析：写出激励方程→状态转换方程→列出状态转换表→画出状态转换图→确定逻辑功能"</w:t>
-      </w:r>
-    </w:p>
-    <w:p/>
-    <w:p>
-      <w:r>
-        <w:rPr>
-          <w:b/>
-          <w:color w:val="2D7FC1"/>
-        </w:rPr>
-        <w:t>【原题】</w:t>
-      </w:r>
-      <w:r>
-        <w:t xml:space="preserve"> 18.（15分）555救护车扬声器发声电路。</w:t>
-        <w:br/>
-        <w:t>(1)555定时器组成的是什么电路？</w:t>
-        <w:br/>
-        <w:t>(2)画出输出uo1和uo的波形。</w:t>
-      </w:r>
-    </w:p>
-    <w:p>
-      <w:r>
-        <w:rPr>
-          <w:b/>
-          <w:color w:val="C0392B"/>
-        </w:rPr>
-        <w:t>【答案】</w:t>
-      </w:r>
-      <w:r>
-        <w:t xml:space="preserve"> (1)左边555（R₁=10kΩ, R₂=150kΩ, C=10μF）组成多谐振荡器，产生低频信号控制右级。</w:t>
-        <w:br/>
-        <w:t xml:space="preserve">   右级555组成压控振荡器（多谐振荡器），其控制电压由左级输出决定，产生两种不同频率的音频信号。</w:t>
-        <w:br/>
-        <w:t>(2)波形参数：</w:t>
-        <w:br/>
-        <w:t xml:space="preserve">   左级(T₁)：高电平tpH₁≈0.7(R₁+R₂)C≈1.1s，低电平tpL₁≈0.7R₂C≈1.1s，周期T₁≈2.2s</w:t>
-        <w:br/>
-        <w:t xml:space="preserve">   右级：当uo₁=11V时，充放电时间常数小，输出约360Hz方波</w:t>
-        <w:br/>
-        <w:t xml:space="preserve">         当uo₁=0.2V时，充放电时间常数大，输出约1.4kHz方波</w:t>
-        <w:br/>
-        <w:t xml:space="preserve">   扬声器发出交替的两种音调，实现救护车报警声。</w:t>
-      </w:r>
-    </w:p>
-    <w:p>
-      <w:r>
-        <w:rPr>
-          <w:b/>
-          <w:color w:val="27AE60"/>
-        </w:rPr>
-        <w:t>【PPT依据】</w:t>
-      </w:r>
-      <w:r>
-        <w:t xml:space="preserve"> PPT第9章："555多谐振荡电路：T≈0.7(R₁+2R₂)C"；"tpH≈0.7(R₁+R₂)C"；"tpL≈0.7R₂C"</w:t>
-      </w:r>
-    </w:p>
-    <w:p/>
-    <w:p>
-      <w:pPr>
-        <w:pStyle w:val="Heading1"/>
-      </w:pPr>
-      <w:r>
-        <w:rPr>
-          <w:color w:val="1A3A5C"/>
-        </w:rPr>
-        <w:t>四、设计题（共30分）</w:t>
-      </w:r>
-    </w:p>
-    <w:p>
-      <w:r>
-        <w:rPr>
-          <w:b/>
-          <w:color w:val="2D7FC1"/>
-        </w:rPr>
-        <w:t>【原题】</w:t>
-      </w:r>
-      <w:r>
-        <w:t xml:space="preserve"> 19.（15分）A、B、C三人实验室工作逻辑电路。</w:t>
-        <w:br/>
-        <w:t>(1)列真值表 (2)用74LS138和与非门实现。</w:t>
-      </w:r>
-    </w:p>
-    <w:p>
-      <w:r>
-        <w:rPr>
-          <w:b/>
-          <w:color w:val="C0392B"/>
-        </w:rPr>
-        <w:t>【答案】</w:t>
-      </w:r>
-      <w:r>
-        <w:t xml:space="preserve"> 逻辑抽象：A到实验室且有事可做→1（A单独可干）；B和C同时到才可干。</w:t>
-        <w:br/>
-        <w:t>设Y=1表示有人干工作。</w:t>
-        <w:br/>
-        <w:t>（1）真值表：</w:t>
-        <w:br/>
-        <w:t xml:space="preserve">    A B C | Y</w:t>
-        <w:br/>
-        <w:t xml:space="preserve">    0 0 0 | 0</w:t>
-        <w:br/>
-        <w:t xml:space="preserve">    0 0 1 | 0</w:t>
-        <w:br/>
-        <w:t xml:space="preserve">    0 1 0 | 0</w:t>
-        <w:br/>
-        <w:t xml:space="preserve">    0 1 1 | 1 ← B和C同时到</w:t>
-        <w:br/>
-        <w:t xml:space="preserve">    1 0 0 | 1 ← A单独到</w:t>
-        <w:br/>
-        <w:t xml:space="preserve">    1 0 1 | 1</w:t>
-        <w:br/>
-        <w:t xml:space="preserve">    1 1 0 | 1</w:t>
-        <w:br/>
-        <w:t xml:space="preserve">    1 1 1 | 1</w:t>
-        <w:br/>
-        <w:t>（2）表达式：Y = Σm(3,4,5,6,7) = A + BC</w:t>
-        <w:br/>
-        <w:t>（3）用138实现：</w:t>
-        <w:br/>
-        <w:t xml:space="preserve">    · 将A、B、C接138的A₂、A₁、A₀</w:t>
-        <w:br/>
-        <w:t xml:space="preserve">    · 使能端接有效电平</w:t>
-        <w:br/>
-        <w:t xml:space="preserve">    · Y = A + BC = m₃+m₄+m₅+m₆+m₇ = Y̅₃·Y̅₄·Y̅₅·Y̅₆·Y̅₇</w:t>
-        <w:br/>
-        <w:t xml:space="preserve">    · 将Y̅₃~Y̅₇接5输入与非门，输出即为Y。</w:t>
-      </w:r>
-    </w:p>
-    <w:p>
-      <w:r>
-        <w:rPr>
-          <w:b/>
-          <w:color w:val="27AE60"/>
-        </w:rPr>
-        <w:t>【PPT依据】</w:t>
-      </w:r>
-      <w:r>
-        <w:t xml:space="preserve"> PPT第4章："组合逻辑电路的设计步骤：逻辑抽象→列真值表→写表达式→化简→画逻辑图"</w:t>
-        <w:br/>
-        <w:t>PPT第4章："译码器常用于识别不同设备"，用译码器实现逻辑函数时Y̅i=m̅i</w:t>
-      </w:r>
-    </w:p>
-    <w:p/>
-    <w:p>
-      <w:r>
-        <w:rPr>
-          <w:b/>
-          <w:color w:val="2D7FC1"/>
-        </w:rPr>
-        <w:t>【原题】</w:t>
-      </w:r>
-      <w:r>
-        <w:t xml:space="preserve"> 20.（15分）用74161、74151和与非门实现脉冲产生电路。</w:t>
-        <w:br/>
-        <w:t>(1)说明74161实现几进制计数器；</w:t>
-        <w:br/>
-        <w:t>(2)确定74151的输入；</w:t>
-        <w:br/>
-        <w:t>(3)画出逻辑电路图。</w:t>
-      </w:r>
-    </w:p>
-    <w:p>
-      <w:r>
-        <w:rPr>
-          <w:b/>
-          <w:color w:val="C0392B"/>
-        </w:rPr>
-        <w:t>【答案】</w:t>
-      </w:r>
-      <w:r>
-        <w:t xml:space="preserve"> 观察脉冲波形Y，每8个CP脉冲一个周期，对应8个不同的输出值。</w:t>
-        <w:br/>
-        <w:t>（1）74161实现8进制计数器（取Q₂Q₁Q₀三位输出，状态000~111）。</w:t>
-        <w:br/>
-        <w:t>（2）74151数据端输入确定（根据Y波形逐拍提取）：</w:t>
-        <w:br/>
-        <w:t xml:space="preserve">    S₂S₁S₀ (Q₂Q₁Q₀) | D_i</w:t>
-        <w:br/>
-        <w:t xml:space="preserve">    000 → D₀ = 1   100 → D₄ = 1</w:t>
-        <w:br/>
-        <w:t xml:space="preserve">    001 → D₁ = 0   101 → D₅ = 1</w:t>
-        <w:br/>
-        <w:t xml:space="preserve">    010 → D₂ = 0   110 → D₆ = 0</w:t>
-        <w:br/>
-        <w:t xml:space="preserve">    011 → D₃ = 1   111 → D₇ = 0</w:t>
-        <w:br/>
-        <w:t xml:space="preserve">    即D₀、D₃、D₄、D₅接高电平，其余接地</w:t>
-        <w:br/>
-        <w:t>（3）电路连接：</w:t>
-        <w:br/>
-        <w:t xml:space="preserve">    · 74161：CR̅=Vcc，CEP=CET=Vcc，CP接时钟，Q₂Q₁Q₀→74151的S₂S₁S₀</w:t>
-        <w:br/>
-        <w:t xml:space="preserve">    · 74151：Ē接地，数据端按(2)连接，Y端输出所需脉冲。</w:t>
-      </w:r>
-    </w:p>
-    <w:p>
-      <w:r>
-        <w:rPr>
-          <w:b/>
-          <w:color w:val="27AE60"/>
-        </w:rPr>
-        <w:t>【PPT依据】</w:t>
-      </w:r>
-      <w:r>
-        <w:t xml:space="preserve"> PPT第6章："反馈清零法：利用清零输入端，在计数过程中跳过M−N个状态"</w:t>
-        <w:br/>
-        <w:t>PPT第4章："数据选择器实现逻辑函数：地址信号作为输入变量，处理数据输入信号电平"</w:t>
+        <w:t xml:space="preserve"> PPT第6章+第4章：计数器+数据选择器</w:t>
       </w:r>
     </w:p>
     <w:p/>
